--- a/outputs/三上國語第一課_備課與學習單.docx
+++ b/outputs/三上國語第一課_備課與學習單.docx
@@ -15,7 +15,7 @@
         </w:rPr>
         <w:t>【三上南一國語 第一課《你好，新朋友》】</w:t>
         <w:br/>
-        <w:t>備課教案、重點整理與 MAPS 學習單</w:t>
+        <w:t>四節課優化教案、備課重點與分組學習單</w:t>
       </w:r>
     </w:p>
     <w:p>
@@ -29,7 +29,7 @@
           <w:color w:val="D97706"/>
           <w:sz w:val="26"/>
         </w:rPr>
-        <w:t>單元：第壹單元 快樂上學去  |  體裁：童詩</w:t>
+        <w:t>黃金四節課流程  |  SOIL 六引擎 + MAPS 讀寫結合</w:t>
       </w:r>
     </w:p>
     <w:p/>
@@ -44,7 +44,7 @@
           <w:color w:val="0F766E"/>
           <w:sz w:val="28"/>
         </w:rPr>
-        <w:t>壹、課文完整內容</w:t>
+        <w:t>壹、黃金四節課教學流程教案</w:t>
       </w:r>
     </w:p>
     <w:p>
@@ -57,9 +57,15 @@
           <w:b w:val="0"/>
           <w:sz w:val="24"/>
         </w:rPr>
-        <w:t>【第一段】</w:t>
+        <w:t>【第一節課：引起動機與全課概覽】</w:t>
         <w:br/>
-        <w:t>小草剛從泥土冒出，太陽伸出暖暖的手，拍拍小草說：「我是太陽，有一顆熱情的心。我讓水滴化成彩虹，大海也會閃閃發亮。」</w:t>
+        <w:t>1. 電子書動畫觀賞（5分鐘）：預覽全課重點與故事背景。</w:t>
+        <w:br/>
+        <w:t>2. 角色分組接龍朗讀（15分鐘）：全班分為太陽組、雲雀組、風組、豆子組分段朗讀。</w:t>
+        <w:br/>
+        <w:t>3. 角色特質心智圖初探（15分鐘）：分析四大主角與互動對象。</w:t>
+        <w:br/>
+        <w:t>4. 🎮 大屏關卡 1：人物與描述連連看（5分鐘）。</w:t>
       </w:r>
     </w:p>
     <w:p>
@@ -72,9 +78,13 @@
           <w:b w:val="0"/>
           <w:sz w:val="24"/>
         </w:rPr>
-        <w:t>【第二段】</w:t>
+        <w:t>【第二節課：字詞硬筆與部首大探險】</w:t>
         <w:br/>
-        <w:t>小雲雀輕快的飛向青山，對著青山一邊唱歌，一邊停留半空中。「我是小雲雀，沒有多彩的羽衣，卻有清脆的歌聲。我喜歡一邊唱歌，一邊停留半空中。」</w:t>
+        <w:t>1. 生字硬筆與筆順演示（15分鐘）：15個重點生字筆畫與部首教學。</w:t>
+        <w:br/>
+        <w:t>2. 多音字與成語辨析（15分鐘）：處 (ㄔㄨˋ/ㄔㄨˇ)、行 (ㄒㄧㄥˊ/ㄏㄤˊ)。</w:t>
+        <w:br/>
+        <w:t>3. 🎮 大屏關卡 2：生字部件彈出 + 多音字擂台選擇題（10分鐘）。</w:t>
       </w:r>
     </w:p>
     <w:p>
@@ -87,9 +97,11 @@
           <w:b w:val="0"/>
           <w:sz w:val="24"/>
         </w:rPr>
-        <w:t>【第三段】</w:t>
+        <w:t>【第三節課：內容與形式融合深究 (MAPS)】</w:t>
         <w:br/>
-        <w:t>風聽見樹葉慢慢落下，用長長的頭髮接住，呼呼的說：「我是風，最喜歡四處旅行。帶你去聞百合的花香，帶你去看成群的綿羊，再送你平安回地面的家。」</w:t>
+        <w:t>1. MAPS 三層次提問與修辭融合（25分鐘）：討論課文內容時同步分析擬人、疊字、摹寫與類疊。</w:t>
+        <w:br/>
+        <w:t>2. 🎮 大屏關卡 3：觀點探究觸控翻牌 + 照樣造句拼圖（15分鐘）。</w:t>
       </w:r>
     </w:p>
     <w:p>
@@ -102,9 +114,13 @@
           <w:b w:val="0"/>
           <w:sz w:val="24"/>
         </w:rPr>
-        <w:t>【第四段】</w:t>
+        <w:t>【第四節課：讀寫結合與發表實作】</w:t>
         <w:br/>
-        <w:t>教室裡有好多新同學，一個男孩向大家說：「我是開朗的小豆子，最會踢足球。人和球一起飛奔，是最快樂的時光。」</w:t>
+        <w:t>1. 自我介紹三部曲（10分鐘）：問好報名 ➔ 特質專長 ➔ 結語期許。</w:t>
+        <w:br/>
+        <w:t>2. 學習單《猜猜我是誰》寫作（15分鐘）：完成開學自我介紹詩。</w:t>
+        <w:br/>
+        <w:t>3. 🎮 大屏發表活動 4：《猜猜我是誰》戴上面具競猜與發章（15分鐘）。</w:t>
       </w:r>
     </w:p>
     <w:p>
@@ -118,7 +134,7 @@
           <w:color w:val="0F766E"/>
           <w:sz w:val="28"/>
         </w:rPr>
-        <w:t>貳、課文四大角色特質與修辭重點</w:t>
+        <w:t>貳、課文賞析與四大修辭</w:t>
       </w:r>
     </w:p>
     <w:p>
@@ -131,15 +147,7 @@
           <w:b w:val="0"/>
           <w:sz w:val="24"/>
         </w:rPr>
-        <w:t>1. 角色與特質分析：</w:t>
-        <w:br/>
-        <w:t xml:space="preserve">   • 太陽 ➔ 小草：熱情（專長：水滴化彩虹、大海閃閃發亮）。</w:t>
-        <w:br/>
-        <w:t xml:space="preserve">   • 小雲雀 ➔ 青山：樂於分享（專長：清脆歌聲；興趣：邊飛邊唱）。</w:t>
-        <w:br/>
-        <w:t xml:space="preserve">   • 風 ➔ 樹葉：樂於助人（行動：帶聞花香、看綿羊、送平安回家）。</w:t>
-        <w:br/>
-        <w:t xml:space="preserve">   • 小豆子 ➔ 新同學：開朗友善（專長：踢足球）。</w:t>
+        <w:t>1. 四大主角特質：太陽（熱情）、小雲雀（樂於分享）、風（樂於助人）、小豆子（開朗友善）。</w:t>
       </w:r>
     </w:p>
     <w:p>
@@ -152,34 +160,7 @@
           <w:b w:val="0"/>
           <w:sz w:val="24"/>
         </w:rPr>
-        <w:t>2. 四大靈魂修辭：</w:t>
-        <w:br/>
-        <w:t xml:space="preserve">   • 擬人法：太陽伸出暖暖的手、風用長長的頭髮接住。</w:t>
-        <w:br/>
-        <w:t xml:space="preserve">   • 疊字法：暖暖的手、拍拍小草、閃閃發亮、慢慢落下。</w:t>
-        <w:br/>
-        <w:t xml:space="preserve">   • 摹寫法：觸覺（暖暖的手）、視覺（閃閃發亮）、聽覺（清脆歌聲）。</w:t>
-        <w:br/>
-        <w:t xml:space="preserve">   • 類疊法：帶你去聞百合的花香，／帶你去看成群的綿羊。</w:t>
-      </w:r>
-    </w:p>
-    <w:p>
-      <w:pPr>
-        <w:spacing w:after="80"/>
-      </w:pPr>
-      <w:r>
-        <w:rPr>
-          <w:rFonts w:ascii="微軟正黑體" w:hAnsi="微軟正黑體"/>
-          <w:b w:val="0"/>
-          <w:sz w:val="24"/>
-        </w:rPr>
-        <w:t>3. 重點生字（15字）與多音字：</w:t>
-        <w:br/>
-        <w:t xml:space="preserve">   • 生字：泥、化、雀、輕、羽、衣、脆、髮、處、旅、行、平、男、朗、足。</w:t>
-        <w:br/>
-        <w:t xml:space="preserve">   • 處：ㄔㄨˋ（場所，如四處） / ㄔㄨˇ（辦理，如處理）。</w:t>
-        <w:br/>
-        <w:t xml:space="preserve">   • 行：ㄒㄧㄥˊ（行走，如旅行） / ㄏㄤˊ（行業，如銀行）。</w:t>
+        <w:t>2. 四大靈魂修辭：擬人法（太陽伸出手）、疊字法（暖暖的手）、摹寫法（清脆歌聲）、類疊法（帶你去聞…帶你去看…）。</w:t>
       </w:r>
     </w:p>
     <w:p>
@@ -318,19 +299,6 @@
           <w:b w:val="0"/>
           <w:sz w:val="24"/>
         </w:rPr>
-        <w:t>說明：請根據課文內容，將人物與對應的描述連起來：</w:t>
-      </w:r>
-    </w:p>
-    <w:p>
-      <w:pPr>
-        <w:spacing w:after="80"/>
-      </w:pPr>
-      <w:r>
-        <w:rPr>
-          <w:rFonts w:ascii="微軟正黑體" w:hAnsi="微軟正黑體"/>
-          <w:b w:val="0"/>
-          <w:sz w:val="24"/>
-        </w:rPr>
         <w:t>1. 太陽               •            • A. 活力十足，最喜歡踢足球並奔跑</w:t>
       </w:r>
     </w:p>
@@ -384,11 +352,11 @@
           <w:b w:val="0"/>
           <w:sz w:val="24"/>
         </w:rPr>
-        <w:t>1. 課文沒直接寫小雲雀與風的性格，請根據他們的行動進行推論：</w:t>
+        <w:t>1. 請推論小雲雀與風性格：</w:t>
         <w:br/>
-        <w:t xml:space="preserve">   • 小雲雀性格：(                                                        )</w:t>
+        <w:t xml:space="preserve">   • 小雲雀：(                                                        )</w:t>
         <w:br/>
-        <w:t xml:space="preserve">   • 風性格：(                                                            )</w:t>
+        <w:t xml:space="preserve">   • 風：(                                                            )</w:t>
       </w:r>
     </w:p>
     <w:p>
@@ -417,7 +385,7 @@
           <w:color w:val="0F766E"/>
           <w:sz w:val="28"/>
         </w:rPr>
-        <w:t>任務三：自我介紹三部曲（口語表達）</w:t>
+        <w:t>任務三：我是大作家《猜猜我是誰》（寫作練習）</w:t>
       </w:r>
     </w:p>
     <w:p>
@@ -430,41 +398,6 @@
           <w:b w:val="0"/>
           <w:sz w:val="24"/>
         </w:rPr>
-        <w:t>請練習向同學自我介紹：</w:t>
-        <w:br/>
-        <w:t>1. 首部曲（問好報姓名）：大家好！我叫__________，大家可以叫我__________。</w:t>
-        <w:br/>
-        <w:t>2. 二部曲（特質與專長）：我是一個__________的人，我的專長是__________。</w:t>
-        <w:br/>
-        <w:t>3. 三部曲（結語與期許）：升上三年級，我希望____________________，謝謝大家！</w:t>
-      </w:r>
-    </w:p>
-    <w:p>
-      <w:pPr>
-        <w:spacing w:before="240" w:after="80"/>
-      </w:pPr>
-      <w:r>
-        <w:rPr>
-          <w:rFonts w:ascii="微軟正黑體" w:hAnsi="微軟正黑體"/>
-          <w:b/>
-          <w:color w:val="0F766E"/>
-          <w:sz w:val="28"/>
-        </w:rPr>
-        <w:t>任務四：我是大作家《猜猜我是誰》（讀寫結合短詩練習）</w:t>
-      </w:r>
-    </w:p>
-    <w:p>
-      <w:pPr>
-        <w:spacing w:after="80"/>
-      </w:pPr>
-      <w:r>
-        <w:rPr>
-          <w:rFonts w:ascii="微軟正黑體" w:hAnsi="微軟正黑體"/>
-          <w:b w:val="0"/>
-          <w:sz w:val="24"/>
-        </w:rPr>
-        <w:t>請仿照課文寫下一首《開學自我介紹詩》，最後以疑問句結尾讓全班猜猜看：</w:t>
-        <w:br/>
         <w:t>回到學校，我是三年___班的__________。</w:t>
         <w:br/>
         <w:t>我最喜歡________________________________________，</w:t>
